--- a/Tailored_CVs/Shinoy_Astek_Test_Automation_Engineer.docx
+++ b/Tailored_CVs/Shinoy_Astek_Test_Automation_Engineer.docx
@@ -70,7 +70,7 @@
           <w:b w:val="0"/>
           <w:sz w:val="19"/>
         </w:rPr>
-        <w:t>I am a QA Automation Engineer with over eight years of experience building scalable test frameworks and integrating them into CI/CD pipelines. My background includes working with Java, Playwright, and Selenium to support development teams in complex environments. I enjoy collaborating closely with developers and stakeholders to build reliable testing processes that help teams release with confidence.</w:t>
+        <w:t>QA Automation Engineer with over eight years of experience building reliable test solutions for financial clients. I specialize in Playwright, Selenium, and CI/CD pipeline integration to help teams release updates with confidence. Working across Agile teams, I focus on practical quality practices and clear communication. Currently based in the Netherlands with a valid EU residence permit.</w:t>
       </w:r>
     </w:p>
     <w:p>
@@ -288,7 +288,7 @@
           <w:b w:val="0"/>
           <w:sz w:val="18"/>
         </w:rPr>
-        <w:t>▸ Migrated a SeleniumJava framework to Playwright TypeScript for credit limit and rating analysis endtoend workflows, boosting execution efficiency by 20%.</w:t>
+        <w:t>▸ Migrated existing test frameworks to Playwright TypeScript for credit limit and rating analysis workflows, increasing execution efficiency by 20%.</w:t>
       </w:r>
     </w:p>
     <w:p>
@@ -301,7 +301,7 @@
           <w:b w:val="0"/>
           <w:sz w:val="18"/>
         </w:rPr>
-        <w:t>▸ Implemented CI/CD pipelines and ran scheduled automation regression test builds via Jenkins while provisioning test environments using Terraform and AWS.</w:t>
+        <w:t>▸ Implemented CI/CD pipelines and scheduled automated regression test builds using Jenkins while provisioning test environments with Terraform and AWS.</w:t>
       </w:r>
     </w:p>
     <w:p>
@@ -314,7 +314,7 @@
           <w:b w:val="0"/>
           <w:sz w:val="18"/>
         </w:rPr>
-        <w:t>▸ Built test automation frameworks from scratch to test payment processing systems utilizing Java Selenium and BDD Cucumber.</w:t>
+        <w:t>▸ Collaborated closely with developers and SRE teams prior to deployments to identify critical bottlenecks and reduce defect leakage.</w:t>
       </w:r>
     </w:p>
     <w:p>
@@ -327,7 +327,7 @@
           <w:b w:val="0"/>
           <w:sz w:val="18"/>
         </w:rPr>
-        <w:t>▸ Streamlined complex test generation and deployment scripts utilizing AI tools like Gemini Code Assist to improve delivery speed.</w:t>
+        <w:t>▸ Streamlined test generation and deployment scripts by utilizing AI tooling such as Gemini Code Assist within daily workflows.</w:t>
       </w:r>
     </w:p>
     <w:p>
